--- a/docs/technical-docs.docx
+++ b/docs/technical-docs.docx
@@ -399,7 +399,7 @@
         <w:rPr>
           <w:rStyle w:val="VerbatimChar"/>
         </w:rPr>
-        <w:t xml:space="preserve">│   ├── explainability.js            # Tab 4 CFM cards + hover popover</w:t>
+        <w:t xml:space="preserve">│   ├── explainability.js            # Tab 4 — 8 CFM cards with inline % contribution lists</w:t>
       </w:r>
       <w:r>
         <w:br/>
@@ -9028,7 +9028,23 @@
               <w:pStyle w:val="Compact"/>
             </w:pPr>
             <w:r>
-              <w:t xml:space="preserve">Tab 4. Renders nine CFM cards with confidence pills + top-coefficient bar charts + adaptive hover popovers (positions next to the hovered card with viewport collision detection).</w:t>
+              <w:t xml:space="preserve">Tab 4. Renders</w:t>
+            </w:r>
+            <w:r>
+              <w:t xml:space="preserve"> </w:t>
+            </w:r>
+            <w:r>
+              <w:rPr>
+                <w:b/>
+                <w:bCs/>
+              </w:rPr>
+              <w:t xml:space="preserve">eight</w:t>
+            </w:r>
+            <w:r>
+              <w:t xml:space="preserve"> </w:t>
+            </w:r>
+            <w:r>
+              <w:t xml:space="preserve">CFM cards (one per indicator that has a learned model; Salary by Profession is deterministic and not modelled here) with confidence pills, top-coefficient bar charts, and an inline list of every feature’s % contribution sorted descending.</w:t>
             </w:r>
           </w:p>
         </w:tc>

--- a/docs/technical-docs.docx
+++ b/docs/technical-docs.docx
@@ -9044,7 +9044,7 @@
               <w:t xml:space="preserve"> </w:t>
             </w:r>
             <w:r>
-              <w:t xml:space="preserve">CFM cards (one per indicator that has a learned model; Salary by Profession is deterministic and not modelled here) with confidence pills, top-coefficient bar charts, and an inline list of every feature’s % contribution sorted descending.</w:t>
+              <w:t xml:space="preserve">CFM cards with confidence pills, top-coefficient bar charts, and an inline list of every feature’s % contribution sorted descending.</w:t>
             </w:r>
           </w:p>
         </w:tc>
